--- a/Tuần 1/Nhóm 7 -Chữ ký số DSA và ứng dụng trong xác thực tính toàn vẹn của dữ liệu (Sử dụng ngôn ngữ C++, Java).docx
+++ b/Tuần 1/Nhóm 7 -Chữ ký số DSA và ứng dụng trong xác thực tính toàn vẹn của dữ liệu (Sử dụng ngôn ngữ C++, Java).docx
@@ -66,7 +66,7 @@
                     <pic:cNvPicPr/>
                   </pic:nvPicPr>
                   <pic:blipFill>
-                    <a:blip r:embed="rId7" cstate="print"/>
+                    <a:blip r:embed="rId8" cstate="print"/>
                     <a:stretch>
                       <a:fillRect/>
                     </a:stretch>
@@ -169,7 +169,7 @@
                           <pic:cNvPicPr/>
                         </pic:nvPicPr>
                         <pic:blipFill>
-                          <a:blip r:embed="rId8" cstate="print"/>
+                          <a:blip r:embed="rId9" cstate="print"/>
                           <a:stretch>
                             <a:fillRect/>
                           </a:stretch>
@@ -190,7 +190,7 @@
                           <pic:cNvPicPr/>
                         </pic:nvPicPr>
                         <pic:blipFill>
-                          <a:blip r:embed="rId8" cstate="print"/>
+                          <a:blip r:embed="rId9" cstate="print"/>
                           <a:stretch>
                             <a:fillRect/>
                           </a:stretch>
@@ -211,7 +211,7 @@
                           <pic:cNvPicPr/>
                         </pic:nvPicPr>
                         <pic:blipFill>
-                          <a:blip r:embed="rId8" cstate="print"/>
+                          <a:blip r:embed="rId9" cstate="print"/>
                           <a:stretch>
                             <a:fillRect/>
                           </a:stretch>
@@ -298,13 +298,13 @@
                   <o:lock v:ext="edit" aspectratio="t"/>
                 </v:shapetype>
                 <v:shape id="Image 6" o:spid="_x0000_s1028" type="#_x0000_t75" style="position:absolute;left:4635;width:635;height:1524;visibility:visible;mso-wrap-style:square" o:gfxdata="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">
-                  <v:imagedata r:id="rId9" o:title=""/>
+                  <v:imagedata r:id="rId10" o:title=""/>
                 </v:shape>
                 <v:shape id="Image 7" o:spid="_x0000_s1029" type="#_x0000_t75" style="position:absolute;left:5473;width:635;height:1524;visibility:visible;mso-wrap-style:square" o:gfxdata="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">
-                  <v:imagedata r:id="rId9" o:title=""/>
+                  <v:imagedata r:id="rId10" o:title=""/>
                 </v:shape>
                 <v:shape id="Image 8" o:spid="_x0000_s1030" type="#_x0000_t75" style="position:absolute;left:6311;width:635;height:1524;visibility:visible;mso-wrap-style:square" o:gfxdata="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">
-                  <v:imagedata r:id="rId9" o:title=""/>
+                  <v:imagedata r:id="rId10" o:title=""/>
                 </v:shape>
                 <v:shape id="Graphic 9" o:spid="_x0000_s1031" style="position:absolute;left:7086;top:1009;width:4813;height:13;visibility:visible;mso-wrap-style:square;v-text-anchor:top" coordsize="481330,1270" o:gfxdata="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" path="m,l481305,e" filled="f" strokeweight=".46989mm">
                   <v:stroke dashstyle="dash"/>
@@ -901,9 +901,1067 @@
           <w:tab w:val="left" w:pos="0"/>
         </w:tabs>
         <w:spacing w:line="321" w:lineRule="exact"/>
-        <w:rPr>
+        <w:jc w:val="center"/>
+        <w:rPr>
+          <w:b/>
+          <w:sz w:val="36"/>
+          <w:szCs w:val="36"/>
           <w:lang w:val="vi-VN"/>
         </w:rPr>
+      </w:pPr>
+      <w:r>
+        <w:rPr>
+          <w:b/>
+          <w:sz w:val="36"/>
+          <w:szCs w:val="36"/>
+          <w:lang w:val="vi-VN"/>
+        </w:rPr>
+        <w:lastRenderedPageBreak/>
+        <w:t>MỤC LỤC</w:t>
+      </w:r>
+    </w:p>
+    <w:p>
+      <w:pPr>
+        <w:pStyle w:val="BodyText"/>
+        <w:tabs>
+          <w:tab w:val="left" w:pos="0"/>
+        </w:tabs>
+        <w:spacing w:line="321" w:lineRule="exact"/>
+        <w:rPr>
+          <w:lang w:val="vi-VN"/>
+        </w:rPr>
+      </w:pPr>
+    </w:p>
+    <w:sdt>
+      <w:sdtPr>
+        <w:id w:val="539554766"/>
+        <w:docPartObj>
+          <w:docPartGallery w:val="Table of Contents"/>
+          <w:docPartUnique/>
+        </w:docPartObj>
+      </w:sdtPr>
+      <w:sdtEndPr>
+        <w:rPr>
+          <w:b/>
+          <w:bCs/>
+          <w:noProof/>
+        </w:rPr>
+      </w:sdtEndPr>
+      <w:sdtContent>
+        <w:p>
+          <w:pPr>
+            <w:pStyle w:val="TOC1"/>
+            <w:tabs>
+              <w:tab w:val="right" w:leader="dot" w:pos="9208"/>
+            </w:tabs>
+            <w:rPr>
+              <w:rFonts w:asciiTheme="minorHAnsi" w:eastAsiaTheme="minorEastAsia" w:hAnsiTheme="minorHAnsi" w:cstheme="minorBidi"/>
+              <w:noProof/>
+              <w:lang w:val="en-US"/>
+            </w:rPr>
+          </w:pPr>
+          <w:r>
+            <w:fldChar w:fldCharType="begin"/>
+          </w:r>
+          <w:r>
+            <w:instrText xml:space="preserve"> TOC \o "1-3" \h \z \u </w:instrText>
+          </w:r>
+          <w:r>
+            <w:fldChar w:fldCharType="separate"/>
+          </w:r>
+          <w:hyperlink w:anchor="_Toc230725822" w:history="1">
+            <w:r>
+              <w:rPr>
+                <w:rStyle w:val="Hyperlink"/>
+                <w:noProof/>
+              </w:rPr>
+              <w:t>DANH MỤC CÁC TỪ VIẾT TẮT</w:t>
+            </w:r>
+            <w:r>
+              <w:rPr>
+                <w:noProof/>
+                <w:webHidden/>
+              </w:rPr>
+              <w:tab/>
+            </w:r>
+            <w:r>
+              <w:rPr>
+                <w:noProof/>
+                <w:webHidden/>
+              </w:rPr>
+              <w:fldChar w:fldCharType="begin"/>
+            </w:r>
+            <w:r>
+              <w:rPr>
+                <w:noProof/>
+                <w:webHidden/>
+              </w:rPr>
+              <w:instrText xml:space="preserve"> PAGEREF _Toc230725822 \h </w:instrText>
+            </w:r>
+            <w:r>
+              <w:rPr>
+                <w:noProof/>
+                <w:webHidden/>
+              </w:rPr>
+            </w:r>
+            <w:r>
+              <w:rPr>
+                <w:noProof/>
+                <w:webHidden/>
+              </w:rPr>
+              <w:fldChar w:fldCharType="separate"/>
+            </w:r>
+            <w:r>
+              <w:rPr>
+                <w:noProof/>
+                <w:webHidden/>
+              </w:rPr>
+              <w:t>2</w:t>
+            </w:r>
+            <w:r>
+              <w:rPr>
+                <w:noProof/>
+                <w:webHidden/>
+              </w:rPr>
+              <w:fldChar w:fldCharType="end"/>
+            </w:r>
+          </w:hyperlink>
+        </w:p>
+        <w:p>
+          <w:pPr>
+            <w:pStyle w:val="TOC1"/>
+            <w:tabs>
+              <w:tab w:val="right" w:leader="dot" w:pos="9208"/>
+            </w:tabs>
+            <w:rPr>
+              <w:rFonts w:asciiTheme="minorHAnsi" w:eastAsiaTheme="minorEastAsia" w:hAnsiTheme="minorHAnsi" w:cstheme="minorBidi"/>
+              <w:noProof/>
+              <w:lang w:val="en-US"/>
+            </w:rPr>
+          </w:pPr>
+          <w:hyperlink w:anchor="_Toc230725823" w:history="1">
+            <w:r>
+              <w:rPr>
+                <w:rStyle w:val="Hyperlink"/>
+                <w:noProof/>
+              </w:rPr>
+              <w:t>DANH MỤC HÌNH ẢNH</w:t>
+            </w:r>
+            <w:r>
+              <w:rPr>
+                <w:noProof/>
+                <w:webHidden/>
+              </w:rPr>
+              <w:tab/>
+            </w:r>
+            <w:r>
+              <w:rPr>
+                <w:noProof/>
+                <w:webHidden/>
+              </w:rPr>
+              <w:fldChar w:fldCharType="begin"/>
+            </w:r>
+            <w:r>
+              <w:rPr>
+                <w:noProof/>
+                <w:webHidden/>
+              </w:rPr>
+              <w:instrText xml:space="preserve"> PAGEREF _Toc230725823 \h </w:instrText>
+            </w:r>
+            <w:r>
+              <w:rPr>
+                <w:noProof/>
+                <w:webHidden/>
+              </w:rPr>
+            </w:r>
+            <w:r>
+              <w:rPr>
+                <w:noProof/>
+                <w:webHidden/>
+              </w:rPr>
+              <w:fldChar w:fldCharType="separate"/>
+            </w:r>
+            <w:r>
+              <w:rPr>
+                <w:noProof/>
+                <w:webHidden/>
+              </w:rPr>
+              <w:t>2</w:t>
+            </w:r>
+            <w:r>
+              <w:rPr>
+                <w:noProof/>
+                <w:webHidden/>
+              </w:rPr>
+              <w:fldChar w:fldCharType="end"/>
+            </w:r>
+          </w:hyperlink>
+        </w:p>
+        <w:p>
+          <w:pPr>
+            <w:pStyle w:val="TOC1"/>
+            <w:tabs>
+              <w:tab w:val="right" w:leader="dot" w:pos="9208"/>
+            </w:tabs>
+            <w:rPr>
+              <w:rFonts w:asciiTheme="minorHAnsi" w:eastAsiaTheme="minorEastAsia" w:hAnsiTheme="minorHAnsi" w:cstheme="minorBidi"/>
+              <w:noProof/>
+              <w:lang w:val="en-US"/>
+            </w:rPr>
+          </w:pPr>
+          <w:hyperlink w:anchor="_Toc230725824" w:history="1">
+            <w:r>
+              <w:rPr>
+                <w:rStyle w:val="Hyperlink"/>
+                <w:noProof/>
+              </w:rPr>
+              <w:t>DANH MỤC BẢNG BIỂU</w:t>
+            </w:r>
+            <w:r>
+              <w:rPr>
+                <w:noProof/>
+                <w:webHidden/>
+              </w:rPr>
+              <w:tab/>
+            </w:r>
+            <w:r>
+              <w:rPr>
+                <w:noProof/>
+                <w:webHidden/>
+              </w:rPr>
+              <w:fldChar w:fldCharType="begin"/>
+            </w:r>
+            <w:r>
+              <w:rPr>
+                <w:noProof/>
+                <w:webHidden/>
+              </w:rPr>
+              <w:instrText xml:space="preserve"> PAGEREF _Toc230725824 \h </w:instrText>
+            </w:r>
+            <w:r>
+              <w:rPr>
+                <w:noProof/>
+                <w:webHidden/>
+              </w:rPr>
+            </w:r>
+            <w:r>
+              <w:rPr>
+                <w:noProof/>
+                <w:webHidden/>
+              </w:rPr>
+              <w:fldChar w:fldCharType="separate"/>
+            </w:r>
+            <w:r>
+              <w:rPr>
+                <w:noProof/>
+                <w:webHidden/>
+              </w:rPr>
+              <w:t>2</w:t>
+            </w:r>
+            <w:r>
+              <w:rPr>
+                <w:noProof/>
+                <w:webHidden/>
+              </w:rPr>
+              <w:fldChar w:fldCharType="end"/>
+            </w:r>
+          </w:hyperlink>
+        </w:p>
+        <w:p>
+          <w:pPr>
+            <w:pStyle w:val="TOC1"/>
+            <w:tabs>
+              <w:tab w:val="right" w:leader="dot" w:pos="9208"/>
+            </w:tabs>
+            <w:rPr>
+              <w:rFonts w:asciiTheme="minorHAnsi" w:eastAsiaTheme="minorEastAsia" w:hAnsiTheme="minorHAnsi" w:cstheme="minorBidi"/>
+              <w:noProof/>
+              <w:lang w:val="en-US"/>
+            </w:rPr>
+          </w:pPr>
+          <w:hyperlink w:anchor="_Toc230725825" w:history="1">
+            <w:r>
+              <w:rPr>
+                <w:rStyle w:val="Hyperlink"/>
+                <w:noProof/>
+              </w:rPr>
+              <w:t>Chương 1: Tổng quan</w:t>
+            </w:r>
+            <w:r>
+              <w:rPr>
+                <w:noProof/>
+                <w:webHidden/>
+              </w:rPr>
+              <w:tab/>
+            </w:r>
+            <w:r>
+              <w:rPr>
+                <w:noProof/>
+                <w:webHidden/>
+              </w:rPr>
+              <w:fldChar w:fldCharType="begin"/>
+            </w:r>
+            <w:r>
+              <w:rPr>
+                <w:noProof/>
+                <w:webHidden/>
+              </w:rPr>
+              <w:instrText xml:space="preserve"> PAGEREF _Toc230725825 \h </w:instrText>
+            </w:r>
+            <w:r>
+              <w:rPr>
+                <w:noProof/>
+                <w:webHidden/>
+              </w:rPr>
+            </w:r>
+            <w:r>
+              <w:rPr>
+                <w:noProof/>
+                <w:webHidden/>
+              </w:rPr>
+              <w:fldChar w:fldCharType="separate"/>
+            </w:r>
+            <w:r>
+              <w:rPr>
+                <w:noProof/>
+                <w:webHidden/>
+              </w:rPr>
+              <w:t>3</w:t>
+            </w:r>
+            <w:r>
+              <w:rPr>
+                <w:noProof/>
+                <w:webHidden/>
+              </w:rPr>
+              <w:fldChar w:fldCharType="end"/>
+            </w:r>
+          </w:hyperlink>
+        </w:p>
+        <w:p>
+          <w:pPr>
+            <w:pStyle w:val="TOC2"/>
+            <w:tabs>
+              <w:tab w:val="right" w:leader="dot" w:pos="9208"/>
+            </w:tabs>
+            <w:rPr>
+              <w:rFonts w:asciiTheme="minorHAnsi" w:eastAsiaTheme="minorEastAsia" w:hAnsiTheme="minorHAnsi" w:cstheme="minorBidi"/>
+              <w:noProof/>
+              <w:lang w:val="en-US"/>
+            </w:rPr>
+          </w:pPr>
+          <w:hyperlink w:anchor="_Toc230725826" w:history="1">
+            <w:r>
+              <w:rPr>
+                <w:rStyle w:val="Hyperlink"/>
+                <w:noProof/>
+              </w:rPr>
+              <w:t>1.1Tổng quan về An toàn bảo mật thông tin</w:t>
+            </w:r>
+            <w:r>
+              <w:rPr>
+                <w:noProof/>
+                <w:webHidden/>
+              </w:rPr>
+              <w:tab/>
+            </w:r>
+            <w:r>
+              <w:rPr>
+                <w:noProof/>
+                <w:webHidden/>
+              </w:rPr>
+              <w:fldChar w:fldCharType="begin"/>
+            </w:r>
+            <w:r>
+              <w:rPr>
+                <w:noProof/>
+                <w:webHidden/>
+              </w:rPr>
+              <w:instrText xml:space="preserve"> PAGEREF _Toc230725826 \h </w:instrText>
+            </w:r>
+            <w:r>
+              <w:rPr>
+                <w:noProof/>
+                <w:webHidden/>
+              </w:rPr>
+            </w:r>
+            <w:r>
+              <w:rPr>
+                <w:noProof/>
+                <w:webHidden/>
+              </w:rPr>
+              <w:fldChar w:fldCharType="separate"/>
+            </w:r>
+            <w:r>
+              <w:rPr>
+                <w:noProof/>
+                <w:webHidden/>
+              </w:rPr>
+              <w:t>3</w:t>
+            </w:r>
+            <w:r>
+              <w:rPr>
+                <w:noProof/>
+                <w:webHidden/>
+              </w:rPr>
+              <w:fldChar w:fldCharType="end"/>
+            </w:r>
+          </w:hyperlink>
+        </w:p>
+        <w:p>
+          <w:pPr>
+            <w:pStyle w:val="TOC2"/>
+            <w:tabs>
+              <w:tab w:val="right" w:leader="dot" w:pos="9208"/>
+            </w:tabs>
+            <w:rPr>
+              <w:rFonts w:asciiTheme="minorHAnsi" w:eastAsiaTheme="minorEastAsia" w:hAnsiTheme="minorHAnsi" w:cstheme="minorBidi"/>
+              <w:noProof/>
+              <w:lang w:val="en-US"/>
+            </w:rPr>
+          </w:pPr>
+          <w:hyperlink w:anchor="_Toc230725827" w:history="1">
+            <w:r>
+              <w:rPr>
+                <w:rStyle w:val="Hyperlink"/>
+                <w:noProof/>
+              </w:rPr>
+              <w:t>1.2 Lý do chọn đề tài</w:t>
+            </w:r>
+            <w:r>
+              <w:rPr>
+                <w:noProof/>
+                <w:webHidden/>
+              </w:rPr>
+              <w:tab/>
+            </w:r>
+            <w:r>
+              <w:rPr>
+                <w:noProof/>
+                <w:webHidden/>
+              </w:rPr>
+              <w:fldChar w:fldCharType="begin"/>
+            </w:r>
+            <w:r>
+              <w:rPr>
+                <w:noProof/>
+                <w:webHidden/>
+              </w:rPr>
+              <w:instrText xml:space="preserve"> PAGEREF _Toc230725827 \h </w:instrText>
+            </w:r>
+            <w:r>
+              <w:rPr>
+                <w:noProof/>
+                <w:webHidden/>
+              </w:rPr>
+            </w:r>
+            <w:r>
+              <w:rPr>
+                <w:noProof/>
+                <w:webHidden/>
+              </w:rPr>
+              <w:fldChar w:fldCharType="separate"/>
+            </w:r>
+            <w:r>
+              <w:rPr>
+                <w:noProof/>
+                <w:webHidden/>
+              </w:rPr>
+              <w:t>6</w:t>
+            </w:r>
+            <w:r>
+              <w:rPr>
+                <w:noProof/>
+                <w:webHidden/>
+              </w:rPr>
+              <w:fldChar w:fldCharType="end"/>
+            </w:r>
+          </w:hyperlink>
+        </w:p>
+        <w:p>
+          <w:pPr>
+            <w:pStyle w:val="TOC2"/>
+            <w:tabs>
+              <w:tab w:val="right" w:leader="dot" w:pos="9208"/>
+            </w:tabs>
+            <w:rPr>
+              <w:rFonts w:asciiTheme="minorHAnsi" w:eastAsiaTheme="minorEastAsia" w:hAnsiTheme="minorHAnsi" w:cstheme="minorBidi"/>
+              <w:noProof/>
+              <w:lang w:val="en-US"/>
+            </w:rPr>
+          </w:pPr>
+          <w:hyperlink w:anchor="_Toc230725828" w:history="1">
+            <w:r>
+              <w:rPr>
+                <w:rStyle w:val="Hyperlink"/>
+                <w:noProof/>
+              </w:rPr>
+              <w:t>1.3 Mục tiêu nghiên cứu</w:t>
+            </w:r>
+            <w:r>
+              <w:rPr>
+                <w:noProof/>
+                <w:webHidden/>
+              </w:rPr>
+              <w:tab/>
+            </w:r>
+            <w:r>
+              <w:rPr>
+                <w:noProof/>
+                <w:webHidden/>
+              </w:rPr>
+              <w:fldChar w:fldCharType="begin"/>
+            </w:r>
+            <w:r>
+              <w:rPr>
+                <w:noProof/>
+                <w:webHidden/>
+              </w:rPr>
+              <w:instrText xml:space="preserve"> PAGEREF _Toc230725828 \h </w:instrText>
+            </w:r>
+            <w:r>
+              <w:rPr>
+                <w:noProof/>
+                <w:webHidden/>
+              </w:rPr>
+            </w:r>
+            <w:r>
+              <w:rPr>
+                <w:noProof/>
+                <w:webHidden/>
+              </w:rPr>
+              <w:fldChar w:fldCharType="separate"/>
+            </w:r>
+            <w:r>
+              <w:rPr>
+                <w:noProof/>
+                <w:webHidden/>
+              </w:rPr>
+              <w:t>7</w:t>
+            </w:r>
+            <w:r>
+              <w:rPr>
+                <w:noProof/>
+                <w:webHidden/>
+              </w:rPr>
+              <w:fldChar w:fldCharType="end"/>
+            </w:r>
+          </w:hyperlink>
+        </w:p>
+        <w:p>
+          <w:pPr>
+            <w:pStyle w:val="TOC2"/>
+            <w:tabs>
+              <w:tab w:val="right" w:leader="dot" w:pos="9208"/>
+            </w:tabs>
+            <w:rPr>
+              <w:rFonts w:asciiTheme="minorHAnsi" w:eastAsiaTheme="minorEastAsia" w:hAnsiTheme="minorHAnsi" w:cstheme="minorBidi"/>
+              <w:noProof/>
+              <w:lang w:val="en-US"/>
+            </w:rPr>
+          </w:pPr>
+          <w:hyperlink w:anchor="_Toc230725829" w:history="1">
+            <w:r>
+              <w:rPr>
+                <w:rStyle w:val="Hyperlink"/>
+                <w:noProof/>
+              </w:rPr>
+              <w:t>1.4 Các kiến thức cơ sở</w:t>
+            </w:r>
+            <w:r>
+              <w:rPr>
+                <w:noProof/>
+                <w:webHidden/>
+              </w:rPr>
+              <w:tab/>
+            </w:r>
+            <w:r>
+              <w:rPr>
+                <w:noProof/>
+                <w:webHidden/>
+              </w:rPr>
+              <w:fldChar w:fldCharType="begin"/>
+            </w:r>
+            <w:r>
+              <w:rPr>
+                <w:noProof/>
+                <w:webHidden/>
+              </w:rPr>
+              <w:instrText xml:space="preserve"> PAGEREF _Toc230725829 \h </w:instrText>
+            </w:r>
+            <w:r>
+              <w:rPr>
+                <w:noProof/>
+                <w:webHidden/>
+              </w:rPr>
+            </w:r>
+            <w:r>
+              <w:rPr>
+                <w:noProof/>
+                <w:webHidden/>
+              </w:rPr>
+              <w:fldChar w:fldCharType="separate"/>
+            </w:r>
+            <w:r>
+              <w:rPr>
+                <w:noProof/>
+                <w:webHidden/>
+              </w:rPr>
+              <w:t>7</w:t>
+            </w:r>
+            <w:r>
+              <w:rPr>
+                <w:noProof/>
+                <w:webHidden/>
+              </w:rPr>
+              <w:fldChar w:fldCharType="end"/>
+            </w:r>
+          </w:hyperlink>
+        </w:p>
+        <w:p>
+          <w:pPr>
+            <w:pStyle w:val="TOC1"/>
+            <w:tabs>
+              <w:tab w:val="right" w:leader="dot" w:pos="9208"/>
+            </w:tabs>
+            <w:rPr>
+              <w:rFonts w:asciiTheme="minorHAnsi" w:eastAsiaTheme="minorEastAsia" w:hAnsiTheme="minorHAnsi" w:cstheme="minorBidi"/>
+              <w:noProof/>
+              <w:lang w:val="en-US"/>
+            </w:rPr>
+          </w:pPr>
+          <w:hyperlink w:anchor="_Toc230725830" w:history="1">
+            <w:r>
+              <w:rPr>
+                <w:rStyle w:val="Hyperlink"/>
+                <w:noProof/>
+              </w:rPr>
+              <w:t>Chương 2: Kết quả nghiên cứu</w:t>
+            </w:r>
+            <w:r>
+              <w:rPr>
+                <w:noProof/>
+                <w:webHidden/>
+              </w:rPr>
+              <w:tab/>
+            </w:r>
+            <w:r>
+              <w:rPr>
+                <w:noProof/>
+                <w:webHidden/>
+              </w:rPr>
+              <w:fldChar w:fldCharType="begin"/>
+            </w:r>
+            <w:r>
+              <w:rPr>
+                <w:noProof/>
+                <w:webHidden/>
+              </w:rPr>
+              <w:instrText xml:space="preserve"> PAGEREF _Toc230725830 \h </w:instrText>
+            </w:r>
+            <w:r>
+              <w:rPr>
+                <w:noProof/>
+                <w:webHidden/>
+              </w:rPr>
+            </w:r>
+            <w:r>
+              <w:rPr>
+                <w:noProof/>
+                <w:webHidden/>
+              </w:rPr>
+              <w:fldChar w:fldCharType="separate"/>
+            </w:r>
+            <w:r>
+              <w:rPr>
+                <w:noProof/>
+                <w:webHidden/>
+              </w:rPr>
+              <w:t>8</w:t>
+            </w:r>
+            <w:r>
+              <w:rPr>
+                <w:noProof/>
+                <w:webHidden/>
+              </w:rPr>
+              <w:fldChar w:fldCharType="end"/>
+            </w:r>
+          </w:hyperlink>
+        </w:p>
+        <w:p>
+          <w:pPr>
+            <w:pStyle w:val="TOC2"/>
+            <w:tabs>
+              <w:tab w:val="right" w:leader="dot" w:pos="9208"/>
+            </w:tabs>
+            <w:rPr>
+              <w:rFonts w:asciiTheme="minorHAnsi" w:eastAsiaTheme="minorEastAsia" w:hAnsiTheme="minorHAnsi" w:cstheme="minorBidi"/>
+              <w:noProof/>
+              <w:lang w:val="en-US"/>
+            </w:rPr>
+          </w:pPr>
+          <w:hyperlink w:anchor="_Toc230725831" w:history="1">
+            <w:r>
+              <w:rPr>
+                <w:rStyle w:val="Hyperlink"/>
+                <w:noProof/>
+              </w:rPr>
+              <w:t>2.1 Nghiên cứu tìm hiểu hệ mã hóa công khai</w:t>
+            </w:r>
+            <w:r>
+              <w:rPr>
+                <w:noProof/>
+                <w:webHidden/>
+              </w:rPr>
+              <w:tab/>
+            </w:r>
+            <w:r>
+              <w:rPr>
+                <w:noProof/>
+                <w:webHidden/>
+              </w:rPr>
+              <w:fldChar w:fldCharType="begin"/>
+            </w:r>
+            <w:r>
+              <w:rPr>
+                <w:noProof/>
+                <w:webHidden/>
+              </w:rPr>
+              <w:instrText xml:space="preserve"> PAGEREF _Toc230725831 \h </w:instrText>
+            </w:r>
+            <w:r>
+              <w:rPr>
+                <w:noProof/>
+                <w:webHidden/>
+              </w:rPr>
+            </w:r>
+            <w:r>
+              <w:rPr>
+                <w:noProof/>
+                <w:webHidden/>
+              </w:rPr>
+              <w:fldChar w:fldCharType="separate"/>
+            </w:r>
+            <w:r>
+              <w:rPr>
+                <w:noProof/>
+                <w:webHidden/>
+              </w:rPr>
+              <w:t>8</w:t>
+            </w:r>
+            <w:r>
+              <w:rPr>
+                <w:noProof/>
+                <w:webHidden/>
+              </w:rPr>
+              <w:fldChar w:fldCharType="end"/>
+            </w:r>
+          </w:hyperlink>
+        </w:p>
+        <w:p>
+          <w:pPr>
+            <w:pStyle w:val="TOC2"/>
+            <w:tabs>
+              <w:tab w:val="right" w:leader="dot" w:pos="9208"/>
+            </w:tabs>
+            <w:rPr>
+              <w:rFonts w:asciiTheme="minorHAnsi" w:eastAsiaTheme="minorEastAsia" w:hAnsiTheme="minorHAnsi" w:cstheme="minorBidi"/>
+              <w:noProof/>
+              <w:lang w:val="en-US"/>
+            </w:rPr>
+          </w:pPr>
+          <w:hyperlink w:anchor="_Toc230725832" w:history="1">
+            <w:r>
+              <w:rPr>
+                <w:rStyle w:val="Hyperlink"/>
+                <w:noProof/>
+              </w:rPr>
+              <w:t>2.2 Nghiên cứu, tìm hiểu về hệ chữ ký DSA</w:t>
+            </w:r>
+            <w:r>
+              <w:rPr>
+                <w:noProof/>
+                <w:webHidden/>
+              </w:rPr>
+              <w:tab/>
+            </w:r>
+            <w:r>
+              <w:rPr>
+                <w:noProof/>
+                <w:webHidden/>
+              </w:rPr>
+              <w:fldChar w:fldCharType="begin"/>
+            </w:r>
+            <w:r>
+              <w:rPr>
+                <w:noProof/>
+                <w:webHidden/>
+              </w:rPr>
+              <w:instrText xml:space="preserve"> PAGEREF _Toc230725832 \h </w:instrText>
+            </w:r>
+            <w:r>
+              <w:rPr>
+                <w:noProof/>
+                <w:webHidden/>
+              </w:rPr>
+            </w:r>
+            <w:r>
+              <w:rPr>
+                <w:noProof/>
+                <w:webHidden/>
+              </w:rPr>
+              <w:fldChar w:fldCharType="separate"/>
+            </w:r>
+            <w:r>
+              <w:rPr>
+                <w:noProof/>
+                <w:webHidden/>
+              </w:rPr>
+              <w:t>8</w:t>
+            </w:r>
+            <w:r>
+              <w:rPr>
+                <w:noProof/>
+                <w:webHidden/>
+              </w:rPr>
+              <w:fldChar w:fldCharType="end"/>
+            </w:r>
+          </w:hyperlink>
+        </w:p>
+        <w:p>
+          <w:pPr>
+            <w:pStyle w:val="TOC2"/>
+            <w:tabs>
+              <w:tab w:val="right" w:leader="dot" w:pos="9208"/>
+            </w:tabs>
+            <w:rPr>
+              <w:rFonts w:asciiTheme="minorHAnsi" w:eastAsiaTheme="minorEastAsia" w:hAnsiTheme="minorHAnsi" w:cstheme="minorBidi"/>
+              <w:noProof/>
+              <w:lang w:val="en-US"/>
+            </w:rPr>
+          </w:pPr>
+          <w:hyperlink w:anchor="_Toc230725833" w:history="1">
+            <w:r>
+              <w:rPr>
+                <w:rStyle w:val="Hyperlink"/>
+                <w:noProof/>
+              </w:rPr>
+              <w:t>2.3 Nội dung thuật toán</w:t>
+            </w:r>
+            <w:r>
+              <w:rPr>
+                <w:noProof/>
+                <w:webHidden/>
+              </w:rPr>
+              <w:tab/>
+            </w:r>
+            <w:r>
+              <w:rPr>
+                <w:noProof/>
+                <w:webHidden/>
+              </w:rPr>
+              <w:fldChar w:fldCharType="begin"/>
+            </w:r>
+            <w:r>
+              <w:rPr>
+                <w:noProof/>
+                <w:webHidden/>
+              </w:rPr>
+              <w:instrText xml:space="preserve"> PAGEREF _Toc230725833 \h </w:instrText>
+            </w:r>
+            <w:r>
+              <w:rPr>
+                <w:noProof/>
+                <w:webHidden/>
+              </w:rPr>
+            </w:r>
+            <w:r>
+              <w:rPr>
+                <w:noProof/>
+                <w:webHidden/>
+              </w:rPr>
+              <w:fldChar w:fldCharType="separate"/>
+            </w:r>
+            <w:r>
+              <w:rPr>
+                <w:noProof/>
+                <w:webHidden/>
+              </w:rPr>
+              <w:t>8</w:t>
+            </w:r>
+            <w:r>
+              <w:rPr>
+                <w:noProof/>
+                <w:webHidden/>
+              </w:rPr>
+              <w:fldChar w:fldCharType="end"/>
+            </w:r>
+          </w:hyperlink>
+        </w:p>
+        <w:p>
+          <w:pPr>
+            <w:pStyle w:val="TOC2"/>
+            <w:tabs>
+              <w:tab w:val="right" w:leader="dot" w:pos="9208"/>
+            </w:tabs>
+            <w:rPr>
+              <w:rFonts w:asciiTheme="minorHAnsi" w:eastAsiaTheme="minorEastAsia" w:hAnsiTheme="minorHAnsi" w:cstheme="minorBidi"/>
+              <w:noProof/>
+              <w:lang w:val="en-US"/>
+            </w:rPr>
+          </w:pPr>
+          <w:hyperlink w:anchor="_Toc230725834" w:history="1">
+            <w:r>
+              <w:rPr>
+                <w:rStyle w:val="Hyperlink"/>
+                <w:noProof/>
+              </w:rPr>
+              <w:t>2.4 Thiết kế chương trình, cài đặt thuật toán</w:t>
+            </w:r>
+            <w:r>
+              <w:rPr>
+                <w:noProof/>
+                <w:webHidden/>
+              </w:rPr>
+              <w:tab/>
+            </w:r>
+            <w:r>
+              <w:rPr>
+                <w:noProof/>
+                <w:webHidden/>
+              </w:rPr>
+              <w:fldChar w:fldCharType="begin"/>
+            </w:r>
+            <w:r>
+              <w:rPr>
+                <w:noProof/>
+                <w:webHidden/>
+              </w:rPr>
+              <w:instrText xml:space="preserve"> PAGEREF _Toc230725834 \h </w:instrText>
+            </w:r>
+            <w:r>
+              <w:rPr>
+                <w:noProof/>
+                <w:webHidden/>
+              </w:rPr>
+            </w:r>
+            <w:r>
+              <w:rPr>
+                <w:noProof/>
+                <w:webHidden/>
+              </w:rPr>
+              <w:fldChar w:fldCharType="separate"/>
+            </w:r>
+            <w:r>
+              <w:rPr>
+                <w:noProof/>
+                <w:webHidden/>
+              </w:rPr>
+              <w:t>8</w:t>
+            </w:r>
+            <w:r>
+              <w:rPr>
+                <w:noProof/>
+                <w:webHidden/>
+              </w:rPr>
+              <w:fldChar w:fldCharType="end"/>
+            </w:r>
+          </w:hyperlink>
+        </w:p>
+        <w:p>
+          <w:pPr>
+            <w:rPr>
+              <w:b/>
+              <w:bCs/>
+              <w:noProof/>
+            </w:rPr>
+          </w:pPr>
+          <w:r>
+            <w:rPr>
+              <w:b/>
+              <w:bCs/>
+              <w:noProof/>
+            </w:rPr>
+            <w:fldChar w:fldCharType="end"/>
+          </w:r>
+        </w:p>
+        <w:p>
+          <w:pPr>
+            <w:rPr>
+              <w:b/>
+              <w:bCs/>
+              <w:noProof/>
+            </w:rPr>
+          </w:pPr>
+        </w:p>
+      </w:sdtContent>
+    </w:sdt>
+    <w:p>
+      <w:pPr>
+        <w:pStyle w:val="Heading1"/>
+      </w:pPr>
+      <w:bookmarkStart w:id="0" w:name="_Toc230725822"/>
+      <w:r>
+        <w:t>DANH MỤC CÁC TỪ VIẾT TẮT</w:t>
+      </w:r>
+      <w:bookmarkEnd w:id="0"/>
+    </w:p>
+    <w:p>
+      <w:pPr>
+        <w:pStyle w:val="Heading1"/>
+        <w:spacing w:after="360" w:line="256" w:lineRule="auto"/>
+        <w:ind w:left="0" w:right="100"/>
+        <w:rPr>
+          <w:b w:val="0"/>
+          <w:bCs w:val="0"/>
+          <w:lang w:val="en-US"/>
+        </w:rPr>
+      </w:pPr>
+      <w:bookmarkStart w:id="1" w:name="_GoBack"/>
+      <w:bookmarkEnd w:id="1"/>
+    </w:p>
+    <w:p>
+      <w:pPr>
+        <w:pStyle w:val="Heading1"/>
+      </w:pPr>
+      <w:bookmarkStart w:id="2" w:name="_Toc230725823"/>
+      <w:r>
+        <w:t>DANH MỤC HÌNH ẢNH</w:t>
+      </w:r>
+      <w:bookmarkEnd w:id="2"/>
+    </w:p>
+    <w:p>
+      <w:pPr>
+        <w:pStyle w:val="Heading1"/>
+      </w:pPr>
+    </w:p>
+    <w:p>
+      <w:pPr>
+        <w:pStyle w:val="Heading1"/>
+        <w:spacing w:after="360" w:line="256" w:lineRule="auto"/>
+        <w:ind w:right="100"/>
+        <w:rPr>
+          <w:bCs w:val="0"/>
+        </w:rPr>
+      </w:pPr>
+    </w:p>
+    <w:p>
+      <w:pPr>
+        <w:pStyle w:val="Heading1"/>
+      </w:pPr>
+      <w:bookmarkStart w:id="3" w:name="_Toc230725824"/>
+      <w:r>
+        <w:t>DANH MỤC BẢNG BIỂU</w:t>
+      </w:r>
+      <w:bookmarkEnd w:id="3"/>
+    </w:p>
+    <w:p>
+      <w:pPr>
+        <w:pStyle w:val="Heading1"/>
+      </w:pPr>
+    </w:p>
+    <w:p>
+      <w:pPr>
+        <w:jc w:val="center"/>
       </w:pPr>
     </w:p>
     <w:p>
@@ -918,15 +1976,6 @@
           <w:szCs w:val="28"/>
         </w:rPr>
       </w:pPr>
-      <w:bookmarkStart w:id="0" w:name="_GoBack"/>
-      <w:bookmarkEnd w:id="0"/>
-      <w:r>
-        <w:rPr>
-          <w:b/>
-        </w:rPr>
-        <w:lastRenderedPageBreak/>
-        <w:br w:type="page"/>
-      </w:r>
     </w:p>
     <w:p>
       <w:pPr>
@@ -944,7 +1993,6 @@
         <w:rPr>
           <w:b/>
         </w:rPr>
-        <w:lastRenderedPageBreak/>
         <w:t>LỜI MỞ ĐẦU</w:t>
       </w:r>
     </w:p>
@@ -1010,6 +2058,7 @@
         <w:rPr>
           <w:b/>
         </w:rPr>
+        <w:lastRenderedPageBreak/>
         <w:t>Chương 1</w:t>
       </w:r>
       <w:r>
@@ -1193,18 +2242,21 @@
       <w:pPr>
         <w:pStyle w:val="Heading1"/>
       </w:pPr>
-      <w:r>
-        <w:lastRenderedPageBreak/>
+      <w:bookmarkStart w:id="4" w:name="_Toc230725825"/>
+      <w:r>
         <w:t>Chương 1: Tổng quan</w:t>
       </w:r>
+      <w:bookmarkEnd w:id="4"/>
     </w:p>
     <w:p>
       <w:pPr>
         <w:pStyle w:val="Heading2"/>
       </w:pPr>
+      <w:bookmarkStart w:id="5" w:name="_Toc230725826"/>
       <w:r>
         <w:t>1.1Tổng quan về An toàn bảo mật thông tin</w:t>
       </w:r>
+      <w:bookmarkEnd w:id="5"/>
     </w:p>
     <w:p>
       <w:pPr>
@@ -1937,7 +2989,14 @@
         <w:rPr>
           <w:sz w:val="28"/>
         </w:rPr>
-        <w:t xml:space="preserve">sửa đổi, biến đổi hoặc mất mát trong quá trình truyền và lưu trữ. Tính toàn vẹn đảm bảo rằng dữ liệu không bị thay đổi một cách trái phép hoặc không được phép, và người nhận nhận được thông tin chính xác và đầy </w:t>
+        <w:t xml:space="preserve">sửa đổi, biến đổi hoặc mất mát trong quá trình truyền và lưu trữ. Tính toàn vẹn đảm bảo rằng dữ liệu không bị thay đổi một cách trái phép hoặc không được phép, </w:t>
+      </w:r>
+      <w:r>
+        <w:rPr>
+          <w:sz w:val="28"/>
+        </w:rPr>
+        <w:lastRenderedPageBreak/>
+        <w:t xml:space="preserve">và người nhận nhận được thông tin chính xác và đầy </w:t>
       </w:r>
       <w:r>
         <w:rPr>
@@ -2332,6 +3391,7 @@
           <w:sz w:val="28"/>
         </w:rPr>
         <w:sectPr>
+          <w:headerReference w:type="default" r:id="rId11"/>
           <w:pgSz w:w="11910" w:h="16840"/>
           <w:pgMar w:top="1340" w:right="992" w:bottom="320" w:left="1700" w:header="730" w:footer="121" w:gutter="0"/>
           <w:cols w:space="720"/>
@@ -3490,9 +4550,11 @@
       <w:r>
         <w:tab/>
       </w:r>
+      <w:bookmarkStart w:id="6" w:name="_Toc230725827"/>
       <w:r>
         <w:t>1.2 Lý do chọn đề tài</w:t>
       </w:r>
+      <w:bookmarkEnd w:id="6"/>
     </w:p>
     <w:p>
       <w:pPr>
@@ -3654,11 +4716,15 @@
       </w:pPr>
       <w:r>
         <w:tab/>
+      </w:r>
+      <w:bookmarkStart w:id="7" w:name="_Toc230725828"/>
+      <w:r>
         <w:t>1</w:t>
       </w:r>
       <w:r>
         <w:t>.3 Mục tiêu nghiên cứu</w:t>
       </w:r>
+      <w:bookmarkEnd w:id="7"/>
     </w:p>
     <w:p>
       <w:pPr>
@@ -3829,8 +4895,12 @@
       </w:pPr>
       <w:r>
         <w:tab/>
+      </w:r>
+      <w:bookmarkStart w:id="8" w:name="_Toc230725829"/>
+      <w:r>
         <w:t>1.4 Các kiến thức cơ sở</w:t>
       </w:r>
+      <w:bookmarkEnd w:id="8"/>
     </w:p>
     <w:p>
       <w:pPr>
@@ -4868,41 +5938,63 @@
       <w:pPr>
         <w:pStyle w:val="Heading1"/>
       </w:pPr>
+      <w:bookmarkStart w:id="9" w:name="_Toc230725830"/>
       <w:r>
         <w:t>Chương 2: Kết quả nghiên cứu</w:t>
       </w:r>
+      <w:bookmarkEnd w:id="9"/>
     </w:p>
     <w:p>
       <w:pPr>
         <w:pStyle w:val="Heading2"/>
       </w:pPr>
+      <w:bookmarkStart w:id="10" w:name="_Toc230725831"/>
+      <w:r>
+        <w:t xml:space="preserve">2.1 </w:t>
+      </w:r>
       <w:r>
         <w:t>Nghiên cứu tìm hiểu hệ mã hóa công khai</w:t>
       </w:r>
+      <w:bookmarkEnd w:id="10"/>
     </w:p>
     <w:p>
       <w:pPr>
         <w:pStyle w:val="Heading2"/>
       </w:pPr>
+      <w:bookmarkStart w:id="11" w:name="_Toc230725832"/>
+      <w:r>
+        <w:t xml:space="preserve">2.2 </w:t>
+      </w:r>
       <w:r>
         <w:t>Nghiên cứu, tìm hiểu về hệ chữ ký DSA</w:t>
       </w:r>
+      <w:bookmarkEnd w:id="11"/>
     </w:p>
     <w:p>
       <w:pPr>
         <w:pStyle w:val="Heading2"/>
       </w:pPr>
+      <w:bookmarkStart w:id="12" w:name="_Toc230725833"/>
+      <w:r>
+        <w:t xml:space="preserve">2.3 </w:t>
+      </w:r>
       <w:r>
         <w:t>Nội dung thuật toán</w:t>
       </w:r>
+      <w:bookmarkEnd w:id="12"/>
     </w:p>
     <w:p>
       <w:pPr>
         <w:pStyle w:val="Heading2"/>
       </w:pPr>
+      <w:bookmarkStart w:id="13" w:name="_Toc230725834"/>
+      <w:r>
+        <w:t xml:space="preserve">2.4 </w:t>
+      </w:r>
       <w:r>
         <w:t>Thiết kế chương trình, cài đặt thuật toán</w:t>
       </w:r>
+      <w:bookmarkEnd w:id="13"/>
     </w:p>
     <w:p>
       <w:pPr>
@@ -5038,7 +6130,7 @@
       </w:r>
     </w:p>
     <w:sectPr>
-      <w:headerReference w:type="default" r:id="rId10"/>
+      <w:headerReference w:type="default" r:id="rId12"/>
       <w:pgSz w:w="12240" w:h="15840"/>
       <w:pgMar w:top="1440" w:right="1440" w:bottom="1440" w:left="1440" w:header="720" w:footer="720" w:gutter="0"/>
       <w:cols w:space="720"/>
@@ -5087,6 +6179,41 @@
 </file>
 
 <file path=word/header1.xml><?xml version="1.0" encoding="utf-8"?>
+<w:hdr xmlns:wpc="http://schemas.microsoft.com/office/word/2010/wordprocessingCanvas" xmlns:cx="http://schemas.microsoft.com/office/drawing/2014/chartex" xmlns:mc="http://schemas.openxmlformats.org/markup-compatibility/2006" xmlns:o="urn:schemas-microsoft-com:office:office" xmlns:r="http://schemas.openxmlformats.org/officeDocument/2006/relationships" xmlns:m="http://schemas.openxmlformats.org/officeDocument/2006/math" xmlns:v="urn:schemas-microsoft-com:vml" xmlns:wp14="http://schemas.microsoft.com/office/word/2010/wordprocessingDrawing" xmlns:wp="http://schemas.openxmlformats.org/drawingml/2006/wordprocessingDrawing" xmlns:w10="urn:schemas-microsoft-com:office:word" xmlns:w="http://schemas.openxmlformats.org/wordprocessingml/2006/main" xmlns:w14="http://schemas.microsoft.com/office/word/2010/wordml" xmlns:w15="http://schemas.microsoft.com/office/word/2012/wordml" xmlns:w16se="http://schemas.microsoft.com/office/word/2015/wordml/symex" xmlns:wpg="http://schemas.microsoft.com/office/word/2010/wordprocessingGroup" xmlns:wpi="http://schemas.microsoft.com/office/word/2010/wordprocessingInk" xmlns:wne="http://schemas.microsoft.com/office/word/2006/wordml" xmlns:wps="http://schemas.microsoft.com/office/word/2010/wordprocessingShape" mc:Ignorable="w14 w15 w16se wp14">
+  <w:p>
+    <w:pPr>
+      <w:pStyle w:val="Header"/>
+      <w:jc w:val="center"/>
+      <w:rPr>
+        <w:b/>
+        <w:lang w:val="vi-VN"/>
+      </w:rPr>
+    </w:pPr>
+  </w:p>
+  <w:p>
+    <w:pPr>
+      <w:pStyle w:val="Header"/>
+      <w:jc w:val="center"/>
+      <w:rPr>
+        <w:b/>
+        <w:lang w:val="vi-VN"/>
+      </w:rPr>
+    </w:pPr>
+  </w:p>
+  <w:p>
+    <w:pPr>
+      <w:pStyle w:val="Header"/>
+      <w:jc w:val="center"/>
+      <w:rPr>
+        <w:b/>
+        <w:lang w:val="vi-VN"/>
+      </w:rPr>
+    </w:pPr>
+  </w:p>
+</w:hdr>
+</file>
+
+<file path=word/header2.xml><?xml version="1.0" encoding="utf-8"?>
 <w:hdr xmlns:wpc="http://schemas.microsoft.com/office/word/2010/wordprocessingCanvas" xmlns:cx="http://schemas.microsoft.com/office/drawing/2014/chartex" xmlns:mc="http://schemas.openxmlformats.org/markup-compatibility/2006" xmlns:o="urn:schemas-microsoft-com:office:office" xmlns:r="http://schemas.openxmlformats.org/officeDocument/2006/relationships" xmlns:m="http://schemas.openxmlformats.org/officeDocument/2006/math" xmlns:v="urn:schemas-microsoft-com:vml" xmlns:wp14="http://schemas.microsoft.com/office/word/2010/wordprocessingDrawing" xmlns:wp="http://schemas.openxmlformats.org/drawingml/2006/wordprocessingDrawing" xmlns:w10="urn:schemas-microsoft-com:office:word" xmlns:w="http://schemas.openxmlformats.org/wordprocessingml/2006/main" xmlns:w14="http://schemas.microsoft.com/office/word/2010/wordml" xmlns:w15="http://schemas.microsoft.com/office/word/2012/wordml" xmlns:w16se="http://schemas.microsoft.com/office/word/2015/wordml/symex" xmlns:wpg="http://schemas.microsoft.com/office/word/2010/wordprocessingGroup" xmlns:wpi="http://schemas.microsoft.com/office/word/2010/wordprocessingInk" xmlns:wne="http://schemas.microsoft.com/office/word/2006/wordml" xmlns:wps="http://schemas.microsoft.com/office/word/2010/wordprocessingShape" mc:Ignorable="w14 w15 w16se wp14">
   <w:p>
     <w:pPr>
@@ -5965,6 +7092,7 @@
   <w:style w:type="character" w:default="1" w:styleId="DefaultParagraphFont">
     <w:name w:val="Default Paragraph Font"/>
     <w:uiPriority w:val="1"/>
+    <w:semiHidden/>
     <w:unhideWhenUsed/>
   </w:style>
   <w:style w:type="table" w:default="1" w:styleId="TableNormal">
@@ -6133,6 +7261,71 @@
       <w:b/>
       <w:sz w:val="28"/>
       <w:lang w:val="vi-VN"/>
+    </w:rPr>
+  </w:style>
+  <w:style w:type="paragraph" w:styleId="TOCHeading">
+    <w:name w:val="TOC Heading"/>
+    <w:basedOn w:val="Heading1"/>
+    <w:next w:val="Normal"/>
+    <w:uiPriority w:val="39"/>
+    <w:unhideWhenUsed/>
+    <w:qFormat/>
+    <w:rsid w:val="00972334"/>
+    <w:pPr>
+      <w:keepNext/>
+      <w:keepLines/>
+      <w:widowControl/>
+      <w:autoSpaceDE/>
+      <w:autoSpaceDN/>
+      <w:spacing w:before="240" w:line="259" w:lineRule="auto"/>
+      <w:ind w:left="0"/>
+      <w:jc w:val="left"/>
+      <w:outlineLvl w:val="9"/>
+    </w:pPr>
+    <w:rPr>
+      <w:rFonts w:asciiTheme="majorHAnsi" w:eastAsiaTheme="majorEastAsia" w:hAnsiTheme="majorHAnsi" w:cstheme="majorBidi"/>
+      <w:b w:val="0"/>
+      <w:bCs w:val="0"/>
+      <w:color w:val="2F5496" w:themeColor="accent1" w:themeShade="BF"/>
+      <w:sz w:val="32"/>
+      <w:szCs w:val="32"/>
+      <w:lang w:val="en-US"/>
+    </w:rPr>
+  </w:style>
+  <w:style w:type="paragraph" w:styleId="TOC1">
+    <w:name w:val="toc 1"/>
+    <w:basedOn w:val="Normal"/>
+    <w:next w:val="Normal"/>
+    <w:autoRedefine/>
+    <w:uiPriority w:val="39"/>
+    <w:unhideWhenUsed/>
+    <w:rsid w:val="00972334"/>
+    <w:pPr>
+      <w:spacing w:after="100"/>
+    </w:pPr>
+  </w:style>
+  <w:style w:type="paragraph" w:styleId="TOC2">
+    <w:name w:val="toc 2"/>
+    <w:basedOn w:val="Normal"/>
+    <w:next w:val="Normal"/>
+    <w:autoRedefine/>
+    <w:uiPriority w:val="39"/>
+    <w:unhideWhenUsed/>
+    <w:rsid w:val="00972334"/>
+    <w:pPr>
+      <w:spacing w:after="100"/>
+      <w:ind w:left="220"/>
+    </w:pPr>
+  </w:style>
+  <w:style w:type="character" w:styleId="Hyperlink">
+    <w:name w:val="Hyperlink"/>
+    <w:basedOn w:val="DefaultParagraphFont"/>
+    <w:uiPriority w:val="99"/>
+    <w:unhideWhenUsed/>
+    <w:rsid w:val="00972334"/>
+    <w:rPr>
+      <w:color w:val="0563C1" w:themeColor="hyperlink"/>
+      <w:u w:val="single"/>
     </w:rPr>
   </w:style>
 </w:styles>
@@ -6397,4 +7590,16 @@
     </a:ext>
   </a:extLst>
 </a:theme>
+</file>
+
+<file path=customXml/item1.xml><?xml version="1.0" encoding="utf-8"?>
+<b:Sources xmlns:b="http://schemas.openxmlformats.org/officeDocument/2006/bibliography" xmlns="http://schemas.openxmlformats.org/officeDocument/2006/bibliography" SelectedStyle="\APASixthEditionOfficeOnline.xsl" StyleName="APA" Version="6"/>
+</file>
+
+<file path=customXml/itemProps1.xml><?xml version="1.0" encoding="utf-8"?>
+<ds:datastoreItem xmlns:ds="http://schemas.openxmlformats.org/officeDocument/2006/customXml" ds:itemID="{89280B30-A3E1-4B81-908A-43364D9062CE}">
+  <ds:schemaRefs>
+    <ds:schemaRef ds:uri="http://schemas.openxmlformats.org/officeDocument/2006/bibliography"/>
+  </ds:schemaRefs>
+</ds:datastoreItem>
 </file>